--- a/flow/20230914_vu_template/drafts/2024-06-u/22-СБ-Євсевія.docx
+++ b/flow/20230914_vu_template/drafts/2024-06-u/22-СБ-Євсевія.docx
@@ -3,22 +3,96 @@
 <w:document xmlns:mc="http://schemas.openxmlformats.org/markup-compatibility/2006" xmlns:o="urn:schemas-microsoft-com:office:office" xmlns:r="http://schemas.openxmlformats.org/officeDocument/2006/relationships" xmlns:m="http://schemas.openxmlformats.org/officeDocument/2006/math" xmlns:v="urn:schemas-microsoft-com:vml" xmlns:wp="http://schemas.openxmlformats.org/drawingml/2006/wordprocessingDrawing" xmlns:w10="urn:schemas-microsoft-com:office:word" xmlns:w="http://schemas.openxmlformats.org/wordprocessingml/2006/main" xmlns:wne="http://schemas.microsoft.com/office/word/2006/wordml" xmlns:sl="http://schemas.openxmlformats.org/schemaLibrary/2006/main" xmlns:a="http://schemas.openxmlformats.org/drawingml/2006/main" xmlns:pic="http://schemas.openxmlformats.org/drawingml/2006/picture" xmlns:c="http://schemas.openxmlformats.org/drawingml/2006/chart" xmlns:lc="http://schemas.openxmlformats.org/drawingml/2006/lockedCanvas" xmlns:dgm="http://schemas.openxmlformats.org/drawingml/2006/diagram" xmlns:wps="http://schemas.microsoft.com/office/word/2010/wordprocessingShape" xmlns:wpg="http://schemas.microsoft.com/office/word/2010/wordprocessingGroup" xmlns:w14="http://schemas.microsoft.com/office/word/2010/wordml" xmlns:w15="http://schemas.microsoft.com/office/word/2012/wordml">
   <w:body>
     <w:p>
-      <w:r>
-        <w:rPr>
-          <w:rFonts w:ascii="Times New Roman" w:hAnsi="Times New Roman"/>
-          <w:b/>
-          <w:sz w:val="24"/>
-        </w:rPr>
-        <w:t>Червень 22, Субота</w:t>
-      </w:r>
-    </w:p>
-    <w:p>
-      <w:r>
-        <w:rPr>
-          <w:rFonts w:ascii="Times New Roman" w:hAnsi="Times New Roman"/>
-          <w:sz w:val="24"/>
-        </w:rPr>
-        <w:t>Субота заупокійна. Св. сщмч. Євсевія, єп. Самосатського</w:t>
+      <w:pPr>
+        <w:pBdr>
+          <w:top w:space="0" w:sz="0" w:val="nil"/>
+          <w:left w:space="0" w:sz="0" w:val="nil"/>
+          <w:bottom w:space="0" w:sz="0" w:val="nil"/>
+          <w:right w:space="0" w:sz="0" w:val="nil"/>
+          <w:between w:space="0" w:sz="0" w:val="nil"/>
+        </w:pBdr>
+        <w:spacing w:after="120" w:lineRule="auto"/>
+        <w:rPr>
+          <w:rFonts w:ascii="Times New Roman" w:cs="Times New Roman" w:eastAsia="Times New Roman" w:hAnsi="Times New Roman"/>
+          <w:color w:val="000000"/>
+          <w:sz w:val="24"/>
+          <w:szCs w:val="24"/>
+        </w:rPr>
+      </w:pPr>
+      <w:r>
+        <w:rPr>
+          <w:rFonts w:ascii="Times New Roman" w:cs="Times New Roman" w:eastAsia="Times New Roman" w:hAnsi="Times New Roman"/>
+          <w:color w:val="000000"/>
+          <w:sz w:val="24"/>
+          <w:szCs w:val="24"/>
+          <w:rtl w:val="0"/>
+        </w:rPr>
+        <w:t xml:space="preserve">Червень 3 Субота</w:t>
+      </w:r>
+    </w:p>
+    <w:p>
+      <w:pPr>
+        <w:pBdr>
+          <w:top w:space="0" w:sz="0" w:val="nil"/>
+          <w:left w:space="0" w:sz="0" w:val="nil"/>
+          <w:bottom w:space="0" w:sz="0" w:val="nil"/>
+          <w:right w:space="0" w:sz="0" w:val="nil"/>
+          <w:between w:space="0" w:sz="0" w:val="nil"/>
+        </w:pBdr>
+        <w:spacing w:after="120" w:lineRule="auto"/>
+        <w:rPr>
+          <w:rFonts w:ascii="Times New Roman" w:cs="Times New Roman" w:eastAsia="Times New Roman" w:hAnsi="Times New Roman"/>
+          <w:color w:val="000000"/>
+          <w:sz w:val="24"/>
+          <w:szCs w:val="24"/>
+        </w:rPr>
+      </w:pPr>
+      <w:r>
+        <w:rPr>
+          <w:rFonts w:ascii="Times New Roman" w:cs="Times New Roman" w:eastAsia="Times New Roman" w:hAnsi="Times New Roman"/>
+          <w:color w:val="000000"/>
+          <w:sz w:val="24"/>
+          <w:szCs w:val="24"/>
+          <w:rtl w:val="0"/>
+        </w:rPr>
+        <w:t xml:space="preserve">3 (21) Субота заупокійна.</w:t>
+      </w:r>
+    </w:p>
+    <w:p>
+      <w:pPr>
+        <w:spacing w:after="120" w:lineRule="auto"/>
+        <w:jc w:val="both"/>
+        <w:rPr>
+          <w:rFonts w:ascii="Times New Roman" w:cs="Times New Roman" w:eastAsia="Times New Roman" w:hAnsi="Times New Roman"/>
+          <w:color w:val="000000"/>
+          <w:sz w:val="24"/>
+          <w:szCs w:val="24"/>
+        </w:rPr>
+      </w:pPr>
+      <w:r>
+        <w:rPr>
+          <w:rFonts w:ascii="Times New Roman" w:cs="Times New Roman" w:eastAsia="Times New Roman" w:hAnsi="Times New Roman"/>
+          <w:color w:val="000000"/>
+          <w:sz w:val="24"/>
+          <w:szCs w:val="24"/>
+          <w:rtl w:val="0"/>
+        </w:rPr>
+        <w:t xml:space="preserve">+ Свв. великих царів і рівноап. Константина й Олени.</w:t>
+      </w:r>
+    </w:p>
+    <w:p>
+      <w:pPr>
+        <w:spacing w:after="120" w:lineRule="auto"/>
+        <w:rPr>
+          <w:rFonts w:ascii="Times New Roman" w:cs="Times New Roman" w:eastAsia="Times New Roman" w:hAnsi="Times New Roman"/>
+          <w:sz w:val="24"/>
+          <w:szCs w:val="24"/>
+        </w:rPr>
+      </w:pPr>
+      <w:r>
+        <w:rPr>
+          <w:rtl w:val="0"/>
+        </w:rPr>
       </w:r>
     </w:p>
     <w:p>
@@ -52,19 +126,33 @@
       </w:pPr>
       <w:r>
         <w:rPr>
-          <w:rFonts w:ascii="Times New Roman" w:hAnsi="Times New Roman"/>
-          <w:i/>
-          <w:color w:val="FF4400"/>
-          <w:sz w:val="24"/>
-        </w:rPr>
-        <w:t>Священик:</w:t>
-      </w:r>
-      <w:r>
-        <w:rPr>
-          <w:rFonts w:ascii="Times New Roman" w:hAnsi="Times New Roman"/>
-          <w:sz w:val="24"/>
-        </w:rPr>
-        <w:t xml:space="preserve"> Благословенний Бог наш завжди, нині і повсякчас, і на віки віків.</w:t>
+          <w:rFonts w:ascii="Times New Roman" w:cs="Times New Roman" w:eastAsia="Times New Roman" w:hAnsi="Times New Roman"/>
+          <w:i w:val="1"/>
+          <w:color w:val="ff0000"/>
+          <w:sz w:val="24"/>
+          <w:szCs w:val="24"/>
+          <w:rtl w:val="0"/>
+        </w:rPr>
+        <w:t xml:space="preserve">Священик:</w:t>
+      </w:r>
+      <w:r>
+        <w:rPr>
+          <w:rFonts w:ascii="Times New Roman" w:cs="Times New Roman" w:eastAsia="Times New Roman" w:hAnsi="Times New Roman"/>
+          <w:color w:val="ff0000"/>
+          <w:sz w:val="24"/>
+          <w:szCs w:val="24"/>
+          <w:rtl w:val="0"/>
+        </w:rPr>
+        <w:t xml:space="preserve"> </w:t>
+      </w:r>
+      <w:r>
+        <w:rPr>
+          <w:rFonts w:ascii="Times New Roman" w:cs="Times New Roman" w:eastAsia="Times New Roman" w:hAnsi="Times New Roman"/>
+          <w:sz w:val="24"/>
+          <w:szCs w:val="24"/>
+          <w:rtl w:val="0"/>
+        </w:rPr>
+        <w:t xml:space="preserve">Благословенний Бог наш завжди, нині і повсякчас, і на віки віків.</w:t>
       </w:r>
     </w:p>
     <w:p>
@@ -303,17 +391,21 @@
       </w:pPr>
       <w:r>
         <w:rPr>
-          <w:rFonts w:ascii="Times New Roman" w:hAnsi="Times New Roman"/>
-          <w:i/>
-          <w:color w:val="FF4400"/>
-          <w:sz w:val="24"/>
-        </w:rPr>
-        <w:t>Священик:</w:t>
-      </w:r>
-      <w:r>
-        <w:rPr>
-          <w:rFonts w:ascii="Times New Roman" w:hAnsi="Times New Roman"/>
-          <w:sz w:val="24"/>
+          <w:rFonts w:ascii="Times New Roman" w:cs="Times New Roman" w:eastAsia="Times New Roman" w:hAnsi="Times New Roman"/>
+          <w:i w:val="1"/>
+          <w:color w:val="ff0000"/>
+          <w:sz w:val="24"/>
+          <w:szCs w:val="24"/>
+          <w:rtl w:val="0"/>
+        </w:rPr>
+        <w:t xml:space="preserve">Священик:</w:t>
+      </w:r>
+      <w:r>
+        <w:rPr>
+          <w:rFonts w:ascii="Times New Roman" w:cs="Times New Roman" w:eastAsia="Times New Roman" w:hAnsi="Times New Roman"/>
+          <w:sz w:val="24"/>
+          <w:szCs w:val="24"/>
+          <w:rtl w:val="0"/>
         </w:rPr>
         <w:t xml:space="preserve"> Бо твоє є царство, і сила, і слава, Отця, і Сина, і Святого Духа, нині і повсякчас, і на віки віків.</w:t>
       </w:r>
@@ -2237,17 +2329,21 @@
       </w:pPr>
       <w:r>
         <w:rPr>
-          <w:rFonts w:ascii="Times New Roman" w:hAnsi="Times New Roman"/>
-          <w:i/>
-          <w:color w:val="FF4400"/>
-          <w:sz w:val="24"/>
-        </w:rPr>
-        <w:t>Священик:</w:t>
-      </w:r>
-      <w:r>
-        <w:rPr>
-          <w:rFonts w:ascii="Times New Roman" w:hAnsi="Times New Roman"/>
-          <w:sz w:val="24"/>
+          <w:rFonts w:ascii="Times New Roman" w:cs="Times New Roman" w:eastAsia="Times New Roman" w:hAnsi="Times New Roman"/>
+          <w:i w:val="1"/>
+          <w:color w:val="ff0000"/>
+          <w:sz w:val="24"/>
+          <w:szCs w:val="24"/>
+          <w:rtl w:val="0"/>
+        </w:rPr>
+        <w:t xml:space="preserve">Священик:</w:t>
+      </w:r>
+      <w:r>
+        <w:rPr>
+          <w:rFonts w:ascii="Times New Roman" w:cs="Times New Roman" w:eastAsia="Times New Roman" w:hAnsi="Times New Roman"/>
+          <w:sz w:val="24"/>
+          <w:szCs w:val="24"/>
+          <w:rtl w:val="0"/>
         </w:rPr>
         <w:t xml:space="preserve"> Бо Ти є воскресіння і життя і упокій усопших рабів Твоїх, Христе Боже, і Тобі славу возсилаємо, з безначальним Твоїм Отцем, і пресвятим і благим, і животворящим Твоїм Духом, нині і повсякчас, і на віки вічні.</w:t>
       </w:r>
@@ -3625,19 +3721,33 @@
       </w:pPr>
       <w:r>
         <w:rPr>
-          <w:rFonts w:ascii="Times New Roman" w:hAnsi="Times New Roman"/>
-          <w:i/>
-          <w:color w:val="FF4400"/>
-          <w:sz w:val="24"/>
-        </w:rPr>
-        <w:t>Священик:</w:t>
-      </w:r>
-      <w:r>
-        <w:rPr>
-          <w:rFonts w:ascii="Times New Roman" w:hAnsi="Times New Roman"/>
-          <w:sz w:val="24"/>
-        </w:rPr>
-        <w:t xml:space="preserve"> Мир всім.</w:t>
+          <w:rFonts w:ascii="Times New Roman" w:cs="Times New Roman" w:eastAsia="Times New Roman" w:hAnsi="Times New Roman"/>
+          <w:i w:val="1"/>
+          <w:color w:val="ff0000"/>
+          <w:sz w:val="24"/>
+          <w:szCs w:val="24"/>
+          <w:rtl w:val="0"/>
+        </w:rPr>
+        <w:t xml:space="preserve">Священик:</w:t>
+      </w:r>
+      <w:r>
+        <w:rPr>
+          <w:rFonts w:ascii="Times New Roman" w:cs="Times New Roman" w:eastAsia="Times New Roman" w:hAnsi="Times New Roman"/>
+          <w:color w:val="ff0000"/>
+          <w:sz w:val="24"/>
+          <w:szCs w:val="24"/>
+          <w:rtl w:val="0"/>
+        </w:rPr>
+        <w:t xml:space="preserve"> </w:t>
+      </w:r>
+      <w:r>
+        <w:rPr>
+          <w:rFonts w:ascii="Times New Roman" w:cs="Times New Roman" w:eastAsia="Times New Roman" w:hAnsi="Times New Roman"/>
+          <w:sz w:val="24"/>
+          <w:szCs w:val="24"/>
+          <w:rtl w:val="0"/>
+        </w:rPr>
+        <w:t xml:space="preserve">Мир всім.</w:t>
       </w:r>
     </w:p>
     <w:p>
@@ -4693,19 +4803,33 @@
       </w:pPr>
       <w:r>
         <w:rPr>
-          <w:rFonts w:ascii="Times New Roman" w:hAnsi="Times New Roman"/>
-          <w:i/>
-          <w:color w:val="FF4400"/>
-          <w:sz w:val="24"/>
-        </w:rPr>
-        <w:t>Священик:</w:t>
-      </w:r>
-      <w:r>
-        <w:rPr>
-          <w:rFonts w:ascii="Times New Roman" w:hAnsi="Times New Roman"/>
-          <w:sz w:val="24"/>
-        </w:rPr>
-        <w:t xml:space="preserve"> Бо ти Бог милости, ласк і чоловіколюбности, і тобі славу віддаємо: Отцю, і Сину, і Святому Духові, нині і повсякчас, і на віки віків.</w:t>
+          <w:rFonts w:ascii="Times New Roman" w:cs="Times New Roman" w:eastAsia="Times New Roman" w:hAnsi="Times New Roman"/>
+          <w:i w:val="1"/>
+          <w:color w:val="ff0000"/>
+          <w:sz w:val="24"/>
+          <w:szCs w:val="24"/>
+          <w:rtl w:val="0"/>
+        </w:rPr>
+        <w:t xml:space="preserve">Священик:</w:t>
+      </w:r>
+      <w:r>
+        <w:rPr>
+          <w:rFonts w:ascii="Times New Roman" w:cs="Times New Roman" w:eastAsia="Times New Roman" w:hAnsi="Times New Roman"/>
+          <w:color w:val="ff0000"/>
+          <w:sz w:val="24"/>
+          <w:szCs w:val="24"/>
+          <w:rtl w:val="0"/>
+        </w:rPr>
+        <w:t xml:space="preserve"> </w:t>
+      </w:r>
+      <w:r>
+        <w:rPr>
+          <w:rFonts w:ascii="Times New Roman" w:cs="Times New Roman" w:eastAsia="Times New Roman" w:hAnsi="Times New Roman"/>
+          <w:sz w:val="24"/>
+          <w:szCs w:val="24"/>
+          <w:rtl w:val="0"/>
+        </w:rPr>
+        <w:t xml:space="preserve">Бо ти Бог милости, ласк і чоловіколюбности, і тобі славу віддаємо: Отцю, і Сину, і Святому Духові, нині і повсякчас, і на віки віків.</w:t>
       </w:r>
     </w:p>
     <w:p>
@@ -4761,19 +4885,33 @@
       </w:pPr>
       <w:r>
         <w:rPr>
-          <w:rFonts w:ascii="Times New Roman" w:hAnsi="Times New Roman"/>
-          <w:i/>
-          <w:color w:val="FF4400"/>
-          <w:sz w:val="24"/>
-        </w:rPr>
-        <w:t>Священик:</w:t>
-      </w:r>
-      <w:r>
-        <w:rPr>
-          <w:rFonts w:ascii="Times New Roman" w:hAnsi="Times New Roman"/>
-          <w:sz w:val="24"/>
-        </w:rPr>
-        <w:t xml:space="preserve"> Мир всім.</w:t>
+          <w:rFonts w:ascii="Times New Roman" w:cs="Times New Roman" w:eastAsia="Times New Roman" w:hAnsi="Times New Roman"/>
+          <w:i w:val="1"/>
+          <w:color w:val="ff0000"/>
+          <w:sz w:val="24"/>
+          <w:szCs w:val="24"/>
+          <w:rtl w:val="0"/>
+        </w:rPr>
+        <w:t xml:space="preserve">Священик:</w:t>
+      </w:r>
+      <w:r>
+        <w:rPr>
+          <w:rFonts w:ascii="Times New Roman" w:cs="Times New Roman" w:eastAsia="Times New Roman" w:hAnsi="Times New Roman"/>
+          <w:color w:val="ff0000"/>
+          <w:sz w:val="24"/>
+          <w:szCs w:val="24"/>
+          <w:rtl w:val="0"/>
+        </w:rPr>
+        <w:t xml:space="preserve"> </w:t>
+      </w:r>
+      <w:r>
+        <w:rPr>
+          <w:rFonts w:ascii="Times New Roman" w:cs="Times New Roman" w:eastAsia="Times New Roman" w:hAnsi="Times New Roman"/>
+          <w:sz w:val="24"/>
+          <w:szCs w:val="24"/>
+          <w:rtl w:val="0"/>
+        </w:rPr>
+        <w:t xml:space="preserve">Мир всім.</w:t>
       </w:r>
     </w:p>
     <w:p>
@@ -4921,19 +5059,33 @@
       </w:pPr>
       <w:r>
         <w:rPr>
-          <w:rFonts w:ascii="Times New Roman" w:hAnsi="Times New Roman"/>
-          <w:i/>
-          <w:color w:val="FF4400"/>
-          <w:sz w:val="24"/>
-        </w:rPr>
-        <w:t>Священик:</w:t>
-      </w:r>
-      <w:r>
-        <w:rPr>
-          <w:rFonts w:ascii="Times New Roman" w:hAnsi="Times New Roman"/>
-          <w:sz w:val="24"/>
-        </w:rPr>
-        <w:t xml:space="preserve"> Нехай буде влада царства твого благословенна і дуже прославлена: Отця, і Сина, і Святого Духа, нині і повсякчас, і на віки віків.</w:t>
+          <w:rFonts w:ascii="Times New Roman" w:cs="Times New Roman" w:eastAsia="Times New Roman" w:hAnsi="Times New Roman"/>
+          <w:i w:val="1"/>
+          <w:color w:val="ff0000"/>
+          <w:sz w:val="24"/>
+          <w:szCs w:val="24"/>
+          <w:rtl w:val="0"/>
+        </w:rPr>
+        <w:t xml:space="preserve">Священик:</w:t>
+      </w:r>
+      <w:r>
+        <w:rPr>
+          <w:rFonts w:ascii="Times New Roman" w:cs="Times New Roman" w:eastAsia="Times New Roman" w:hAnsi="Times New Roman"/>
+          <w:color w:val="ff0000"/>
+          <w:sz w:val="24"/>
+          <w:szCs w:val="24"/>
+          <w:rtl w:val="0"/>
+        </w:rPr>
+        <w:t xml:space="preserve"> </w:t>
+      </w:r>
+      <w:r>
+        <w:rPr>
+          <w:rFonts w:ascii="Times New Roman" w:cs="Times New Roman" w:eastAsia="Times New Roman" w:hAnsi="Times New Roman"/>
+          <w:sz w:val="24"/>
+          <w:szCs w:val="24"/>
+          <w:rtl w:val="0"/>
+        </w:rPr>
+        <w:t xml:space="preserve">Нехай буде влада царства твого благословенна і дуже прославлена: Отця, і Сина, і Святого Духа, нині і повсякчас, і на віки віків.</w:t>
       </w:r>
     </w:p>
     <w:p>
@@ -5532,17 +5684,21 @@
       </w:pPr>
       <w:r>
         <w:rPr>
-          <w:rFonts w:ascii="Times New Roman" w:hAnsi="Times New Roman"/>
-          <w:i/>
-          <w:color w:val="FF4400"/>
-          <w:sz w:val="24"/>
-        </w:rPr>
-        <w:t>Священик:</w:t>
-      </w:r>
-      <w:r>
-        <w:rPr>
-          <w:rFonts w:ascii="Times New Roman" w:hAnsi="Times New Roman"/>
-          <w:sz w:val="24"/>
+          <w:rFonts w:ascii="Times New Roman" w:cs="Times New Roman" w:eastAsia="Times New Roman" w:hAnsi="Times New Roman"/>
+          <w:i w:val="1"/>
+          <w:color w:val="ff0000"/>
+          <w:sz w:val="24"/>
+          <w:szCs w:val="24"/>
+          <w:rtl w:val="0"/>
+        </w:rPr>
+        <w:t xml:space="preserve">Священик:</w:t>
+      </w:r>
+      <w:r>
+        <w:rPr>
+          <w:rFonts w:ascii="Times New Roman" w:cs="Times New Roman" w:eastAsia="Times New Roman" w:hAnsi="Times New Roman"/>
+          <w:sz w:val="24"/>
+          <w:szCs w:val="24"/>
+          <w:rtl w:val="0"/>
         </w:rPr>
         <w:t xml:space="preserve"> Бо твоє є царство, і сила, і слава, Отця, і Сина, і Святого Духа, нині і повсякчас, і на віки віків.</w:t>
       </w:r>
@@ -6054,19 +6210,31 @@
       </w:pPr>
       <w:r>
         <w:rPr>
-          <w:rFonts w:ascii="Times New Roman" w:hAnsi="Times New Roman"/>
-          <w:i/>
-          <w:color w:val="FF4400"/>
-          <w:sz w:val="24"/>
-        </w:rPr>
-        <w:t>Священик:</w:t>
-      </w:r>
-      <w:r>
-        <w:rPr>
-          <w:rFonts w:ascii="Times New Roman" w:hAnsi="Times New Roman"/>
-          <w:sz w:val="24"/>
-        </w:rPr>
-      </w:r>
+          <w:rFonts w:ascii="Times New Roman" w:cs="Times New Roman" w:eastAsia="Times New Roman" w:hAnsi="Times New Roman"/>
+          <w:i w:val="1"/>
+          <w:color w:val="ff0000"/>
+          <w:sz w:val="24"/>
+          <w:szCs w:val="24"/>
+          <w:rtl w:val="0"/>
+        </w:rPr>
+        <w:t xml:space="preserve">Священик:</w:t>
+      </w:r>
+      <w:sdt>
+        <w:sdtPr>
+          <w:tag w:val="goog_rdk_8"/>
+        </w:sdtPr>
+        <w:sdtContent>
+          <w:r>
+            <w:rPr>
+              <w:rFonts w:ascii="Gungsuh" w:cs="Gungsuh" w:eastAsia="Gungsuh" w:hAnsi="Gungsuh"/>
+              <w:sz w:val="24"/>
+              <w:szCs w:val="24"/>
+              <w:rtl w:val="0"/>
+            </w:rPr>
+            <w:t xml:space="preserve"> Боже духів і всякої плоті, ти смерть подолав і диявола знищив, і життя світові твоєму дарував. Сам, Господи, упокой душі померлих слуг твоїх (отців і братів наших) на місці світлому, на місці квітучому, на місці спокійному, звідки відійшов біль, печаль і зітхання; всяке прогрішення, вчинене ними словом, чи ділом, чи думкою, як благий і чоловіколюбець Бог, прости, бо немає людини, що жила і не згрішила б. Ти бо єдиний без гріха, правда твоя − правда на віки і слово твоє – істина.</w:t>
+          </w:r>
+        </w:sdtContent>
+      </w:sdt>
     </w:p>
     <w:p>
       <w:pPr>
@@ -6256,19 +6424,33 @@
       </w:pPr>
       <w:r>
         <w:rPr>
-          <w:rFonts w:ascii="Times New Roman" w:hAnsi="Times New Roman"/>
-          <w:i/>
-          <w:color w:val="FF4400"/>
-          <w:sz w:val="24"/>
-        </w:rPr>
-        <w:t>Священик:</w:t>
-      </w:r>
-      <w:r>
-        <w:rPr>
-          <w:rFonts w:ascii="Times New Roman" w:hAnsi="Times New Roman"/>
-          <w:sz w:val="24"/>
-        </w:rPr>
-        <w:t xml:space="preserve"> Слава тобі, Христе Боже, надіє наша, слава тобі!</w:t>
+          <w:rFonts w:ascii="Times New Roman" w:cs="Times New Roman" w:eastAsia="Times New Roman" w:hAnsi="Times New Roman"/>
+          <w:i w:val="1"/>
+          <w:color w:val="ff0000"/>
+          <w:sz w:val="24"/>
+          <w:szCs w:val="24"/>
+          <w:rtl w:val="0"/>
+        </w:rPr>
+        <w:t xml:space="preserve">Священик:</w:t>
+      </w:r>
+      <w:r>
+        <w:rPr>
+          <w:rFonts w:ascii="Times New Roman" w:cs="Times New Roman" w:eastAsia="Times New Roman" w:hAnsi="Times New Roman"/>
+          <w:color w:val="ff0000"/>
+          <w:sz w:val="24"/>
+          <w:szCs w:val="24"/>
+          <w:rtl w:val="0"/>
+        </w:rPr>
+        <w:t xml:space="preserve"> </w:t>
+      </w:r>
+      <w:r>
+        <w:rPr>
+          <w:rFonts w:ascii="Times New Roman" w:cs="Times New Roman" w:eastAsia="Times New Roman" w:hAnsi="Times New Roman"/>
+          <w:sz w:val="24"/>
+          <w:szCs w:val="24"/>
+          <w:rtl w:val="0"/>
+        </w:rPr>
+        <w:t xml:space="preserve">Слава тобі, Христе Боже, надіє наша, слава тобі!</w:t>
       </w:r>
     </w:p>
     <w:p>
@@ -6343,37 +6525,34 @@
       </w:r>
     </w:p>
     <w:p>
-      <w:r>
-        <w:rPr>
-          <w:rFonts w:ascii="Times New Roman" w:hAnsi="Times New Roman"/>
-          <w:i/>
-          <w:color w:val="FF4400"/>
-          <w:sz w:val="24"/>
-        </w:rPr>
-        <w:t>Священик:</w:t>
-      </w:r>
-      <w:r>
-        <w:rPr>
-          <w:rFonts w:ascii="Times New Roman" w:hAnsi="Times New Roman"/>
-          <w:sz w:val="24"/>
-        </w:rPr>
-        <w:t xml:space="preserve"> Христос, істинний Бог наш - молитвами пречистої Своєї Матері, силою чесного і животворчого Хреста, заступництвом чесних небесних сил безтілесних, чесного і славного пророка, предтечі і хрестителя Йоана, святих славних і всехвальних апостолів, святого отця нашого Миколая, архиєпископа Мир Ликійських, чудотворця, святих славних і переможних мучеників, преподобних і богоносних отців наших, святих і праведних богоотців Йоакима й Анни, святого, </w:t>
-      </w:r>
-      <w:r>
-        <w:rPr>
-          <w:rFonts w:ascii="Times New Roman" w:hAnsi="Times New Roman"/>
-          <w:i/>
-          <w:color w:val="FF4400"/>
-          <w:sz w:val="24"/>
-        </w:rPr>
-        <w:t>якого є храм</w:t>
-      </w:r>
-      <w:r>
-        <w:rPr>
-          <w:rFonts w:ascii="Times New Roman" w:hAnsi="Times New Roman"/>
-          <w:sz w:val="24"/>
-        </w:rPr>
-        <w:t>, святого священномученика Євсевія, єпископа Самосатського і всіх святих - помилує і спасе нас як благий і людинолюбний.</w:t>
+      <w:pPr>
+        <w:spacing w:after="120" w:lineRule="auto"/>
+        <w:jc w:val="both"/>
+        <w:rPr>
+          <w:rFonts w:ascii="Times New Roman" w:cs="Times New Roman" w:eastAsia="Times New Roman" w:hAnsi="Times New Roman"/>
+          <w:sz w:val="24"/>
+          <w:szCs w:val="24"/>
+        </w:rPr>
+      </w:pPr>
+      <w:r>
+        <w:rPr>
+          <w:rFonts w:ascii="Times New Roman" w:cs="Times New Roman" w:eastAsia="Times New Roman" w:hAnsi="Times New Roman"/>
+          <w:i w:val="1"/>
+          <w:color w:val="ff0000"/>
+          <w:sz w:val="24"/>
+          <w:szCs w:val="24"/>
+          <w:rtl w:val="0"/>
+        </w:rPr>
+        <w:t xml:space="preserve">Священик:</w:t>
+      </w:r>
+      <w:r>
+        <w:rPr>
+          <w:rFonts w:ascii="Times New Roman" w:cs="Times New Roman" w:eastAsia="Times New Roman" w:hAnsi="Times New Roman"/>
+          <w:sz w:val="24"/>
+          <w:szCs w:val="24"/>
+          <w:rtl w:val="0"/>
+        </w:rPr>
+        <w:t xml:space="preserve"> Христос, істинний Бог наш, що живими і мертвими володіє, молитвами пречистої своєї Матері, святих, славних і всехвальних апостолів, преподобних і богоносних отців наших, і всіх святих, душі (отців і братів наших), що переставилися від нас, в оселях праведних оселить, на лоні Авраама упокоїть і до праведних зачислить, а нас помилує і спасе, як благий і чоловіколюбець.</w:t>
       </w:r>
     </w:p>
     <w:p>
@@ -6419,17 +6598,21 @@
       </w:pPr>
       <w:r>
         <w:rPr>
-          <w:rFonts w:ascii="Times New Roman" w:hAnsi="Times New Roman"/>
-          <w:i/>
-          <w:color w:val="FF4400"/>
-          <w:sz w:val="24"/>
-        </w:rPr>
-        <w:t>Священик:</w:t>
-      </w:r>
-      <w:r>
-        <w:rPr>
-          <w:rFonts w:ascii="Times New Roman" w:hAnsi="Times New Roman"/>
-          <w:sz w:val="24"/>
+          <w:rFonts w:ascii="Times New Roman" w:cs="Times New Roman" w:eastAsia="Times New Roman" w:hAnsi="Times New Roman"/>
+          <w:i w:val="1"/>
+          <w:color w:val="ff0000"/>
+          <w:sz w:val="24"/>
+          <w:szCs w:val="24"/>
+          <w:rtl w:val="0"/>
+        </w:rPr>
+        <w:t xml:space="preserve">Священик:</w:t>
+      </w:r>
+      <w:r>
+        <w:rPr>
+          <w:rFonts w:ascii="Times New Roman" w:cs="Times New Roman" w:eastAsia="Times New Roman" w:hAnsi="Times New Roman"/>
+          <w:sz w:val="24"/>
+          <w:szCs w:val="24"/>
+          <w:rtl w:val="0"/>
         </w:rPr>
         <w:t xml:space="preserve"> У блаженному успінні вічний упокій подай, Господи, повсякчас поминаним слугам твоїм, і вчини їм вічну пам'ять.</w:t>
       </w:r>
@@ -6571,19 +6754,33 @@
       </w:pPr>
       <w:r>
         <w:rPr>
-          <w:rFonts w:ascii="Times New Roman" w:hAnsi="Times New Roman"/>
-          <w:i/>
-          <w:color w:val="FF4400"/>
-          <w:sz w:val="24"/>
-        </w:rPr>
-        <w:t>Священик:</w:t>
-      </w:r>
-      <w:r>
-        <w:rPr>
-          <w:rFonts w:ascii="Times New Roman" w:hAnsi="Times New Roman"/>
-          <w:sz w:val="24"/>
-        </w:rPr>
-        <w:t xml:space="preserve"> Слава святій, одноістотній, животворящій і нероздільній Тройці, завжди, нині і повсякчас, і на віки віків.</w:t>
+          <w:rFonts w:ascii="Times New Roman" w:cs="Times New Roman" w:eastAsia="Times New Roman" w:hAnsi="Times New Roman"/>
+          <w:i w:val="1"/>
+          <w:color w:val="ff0000"/>
+          <w:sz w:val="24"/>
+          <w:szCs w:val="24"/>
+          <w:rtl w:val="0"/>
+        </w:rPr>
+        <w:t xml:space="preserve">Священик</w:t>
+      </w:r>
+      <w:r>
+        <w:rPr>
+          <w:rFonts w:ascii="Times New Roman" w:cs="Times New Roman" w:eastAsia="Times New Roman" w:hAnsi="Times New Roman"/>
+          <w:color w:val="ff0000"/>
+          <w:sz w:val="24"/>
+          <w:szCs w:val="24"/>
+          <w:rtl w:val="0"/>
+        </w:rPr>
+        <w:t xml:space="preserve">: </w:t>
+      </w:r>
+      <w:r>
+        <w:rPr>
+          <w:rFonts w:ascii="Times New Roman" w:cs="Times New Roman" w:eastAsia="Times New Roman" w:hAnsi="Times New Roman"/>
+          <w:sz w:val="24"/>
+          <w:szCs w:val="24"/>
+          <w:rtl w:val="0"/>
+        </w:rPr>
+        <w:t xml:space="preserve">Слава святій, одноістотній, животворящій і нероздільній Тройці, завжди, нині і повсякчас, і на віки віків.</w:t>
       </w:r>
     </w:p>
     <w:p>
@@ -10157,17 +10354,21 @@
       </w:pPr>
       <w:r>
         <w:rPr>
-          <w:rFonts w:ascii="Times New Roman" w:hAnsi="Times New Roman"/>
-          <w:i/>
-          <w:color w:val="FF4400"/>
-          <w:sz w:val="24"/>
-        </w:rPr>
-        <w:t>Священик:</w:t>
-      </w:r>
-      <w:r>
-        <w:rPr>
-          <w:rFonts w:ascii="Times New Roman" w:hAnsi="Times New Roman"/>
-          <w:sz w:val="24"/>
+          <w:rFonts w:ascii="Times New Roman" w:cs="Times New Roman" w:eastAsia="Times New Roman" w:hAnsi="Times New Roman"/>
+          <w:i w:val="1"/>
+          <w:color w:val="ff0000"/>
+          <w:sz w:val="24"/>
+          <w:szCs w:val="24"/>
+          <w:rtl w:val="0"/>
+        </w:rPr>
+        <w:t xml:space="preserve">Священик:</w:t>
+      </w:r>
+      <w:r>
+        <w:rPr>
+          <w:rFonts w:ascii="Times New Roman" w:cs="Times New Roman" w:eastAsia="Times New Roman" w:hAnsi="Times New Roman"/>
+          <w:sz w:val="24"/>
+          <w:szCs w:val="24"/>
+          <w:rtl w:val="0"/>
         </w:rPr>
         <w:t xml:space="preserve"> Бо Ти є воскресіння і життя і упокій усопших рабів Твоїх, Христе Боже, і Тобі славу возсилаємо, з безначальним Твоїм Отцем, і пресвятим і благим, і животворящим Твоїм Духом, нині і повсякчас, і на віки вічні.</w:t>
       </w:r>
@@ -10777,19 +10978,33 @@
       </w:pPr>
       <w:r>
         <w:rPr>
-          <w:rFonts w:ascii="Times New Roman" w:hAnsi="Times New Roman"/>
-          <w:i/>
-          <w:color w:val="FF4400"/>
-          <w:sz w:val="24"/>
-        </w:rPr>
-        <w:t>Священик:</w:t>
-      </w:r>
-      <w:r>
-        <w:rPr>
-          <w:rFonts w:ascii="Times New Roman" w:hAnsi="Times New Roman"/>
-          <w:sz w:val="24"/>
-        </w:rPr>
-        <w:t xml:space="preserve"> Бо Твоя влада і Твоє єсть царство і сила, і слава Отця, і Сина, і Святого Духа, нині і повсякчас, і на віки віків.</w:t>
+          <w:rFonts w:ascii="Times New Roman" w:cs="Times New Roman" w:eastAsia="Times New Roman" w:hAnsi="Times New Roman"/>
+          <w:i w:val="1"/>
+          <w:color w:val="ff0000"/>
+          <w:sz w:val="24"/>
+          <w:szCs w:val="24"/>
+          <w:rtl w:val="0"/>
+        </w:rPr>
+        <w:t xml:space="preserve">Священик: </w:t>
+      </w:r>
+      <w:r>
+        <w:rPr>
+          <w:rFonts w:ascii="Times New Roman" w:cs="Times New Roman" w:eastAsia="Times New Roman" w:hAnsi="Times New Roman"/>
+          <w:color w:val="000000"/>
+          <w:sz w:val="24"/>
+          <w:szCs w:val="24"/>
+          <w:rtl w:val="0"/>
+        </w:rPr>
+        <w:t xml:space="preserve">Бо Твоя влада і Твоє єсть царство і сила, і слава Отця, і Сина, і Святого Духа</w:t>
+      </w:r>
+      <w:r>
+        <w:rPr>
+          <w:rFonts w:ascii="Times New Roman" w:cs="Times New Roman" w:eastAsia="Times New Roman" w:hAnsi="Times New Roman"/>
+          <w:sz w:val="24"/>
+          <w:szCs w:val="24"/>
+          <w:rtl w:val="0"/>
+        </w:rPr>
+        <w:t xml:space="preserve">, нині і повсякчас, і на віки віків.</w:t>
       </w:r>
     </w:p>
     <w:p>
@@ -11741,19 +11956,31 @@
       </w:pPr>
       <w:r>
         <w:rPr>
-          <w:rFonts w:ascii="Times New Roman" w:hAnsi="Times New Roman"/>
-          <w:i/>
-          <w:color w:val="FF4400"/>
-          <w:sz w:val="24"/>
-        </w:rPr>
-        <w:t>Священик:</w:t>
-      </w:r>
-      <w:r>
-        <w:rPr>
-          <w:rFonts w:ascii="Times New Roman" w:hAnsi="Times New Roman"/>
-          <w:sz w:val="24"/>
-        </w:rPr>
-      </w:r>
+          <w:rFonts w:ascii="Times New Roman" w:cs="Times New Roman" w:eastAsia="Times New Roman" w:hAnsi="Times New Roman"/>
+          <w:i w:val="1"/>
+          <w:color w:val="ff0000"/>
+          <w:sz w:val="24"/>
+          <w:szCs w:val="24"/>
+          <w:rtl w:val="0"/>
+        </w:rPr>
+        <w:t xml:space="preserve">Священик:</w:t>
+      </w:r>
+      <w:sdt>
+        <w:sdtPr>
+          <w:tag w:val="goog_rdk_12"/>
+        </w:sdtPr>
+        <w:sdtContent>
+          <w:r>
+            <w:rPr>
+              <w:rFonts w:ascii="Gungsuh" w:cs="Gungsuh" w:eastAsia="Gungsuh" w:hAnsi="Gungsuh"/>
+              <w:sz w:val="24"/>
+              <w:szCs w:val="24"/>
+              <w:rtl w:val="0"/>
+            </w:rPr>
+            <w:t xml:space="preserve"> Боже духів і всякої плоті, ти смерть подолав і диявола знищив, і життя світові твоєму дарував. Сам, Господи, упокой душі померлих слуг твоїх (отців і братів наших) на місці світлому, на місці квітучому, на місці спокійному, звідки відійшов біль, печаль і зітхання; всяке прогрішення, вчинене ними словом, чи ділом, чи думкою, як благий і чоловіколюбець Бог, прости, бо немає людини, що жила і не згрішила б. Ти бо єдиний без гріха, правда твоя − правда на віки і слово твоє – істина.</w:t>
+          </w:r>
+        </w:sdtContent>
+      </w:sdt>
     </w:p>
     <w:p>
       <w:pPr>
@@ -13263,19 +13490,31 @@
       </w:pPr>
       <w:r>
         <w:rPr>
-          <w:rFonts w:ascii="Times New Roman" w:hAnsi="Times New Roman"/>
-          <w:i/>
-          <w:color w:val="FF4400"/>
-          <w:sz w:val="24"/>
-        </w:rPr>
-        <w:t>Священик:</w:t>
-      </w:r>
-      <w:r>
-        <w:rPr>
-          <w:rFonts w:ascii="Times New Roman" w:hAnsi="Times New Roman"/>
-          <w:sz w:val="24"/>
-        </w:rPr>
-      </w:r>
+          <w:rFonts w:ascii="Times New Roman" w:cs="Times New Roman" w:eastAsia="Times New Roman" w:hAnsi="Times New Roman"/>
+          <w:i w:val="1"/>
+          <w:color w:val="ff0000"/>
+          <w:sz w:val="24"/>
+          <w:szCs w:val="24"/>
+          <w:rtl w:val="0"/>
+        </w:rPr>
+        <w:t xml:space="preserve">Священик:</w:t>
+      </w:r>
+      <w:sdt>
+        <w:sdtPr>
+          <w:tag w:val="goog_rdk_15"/>
+        </w:sdtPr>
+        <w:sdtContent>
+          <w:r>
+            <w:rPr>
+              <w:rFonts w:ascii="Gungsuh" w:cs="Gungsuh" w:eastAsia="Gungsuh" w:hAnsi="Gungsuh"/>
+              <w:sz w:val="24"/>
+              <w:szCs w:val="24"/>
+              <w:rtl w:val="0"/>
+            </w:rPr>
+            <w:t xml:space="preserve"> Боже духів і всякої плоті, ти смерть подолав і диявола знищив, і життя світові твоєму дарував. Сам, Господи, упокой душі померлих слуг твоїх (отців і братів наших) на місці світлому, на місці квітучому, на місці спокійному, звідки відійшов біль, печаль і зітхання; всяке прогрішення, вчинене ними словом, чи ділом, чи думкою, як благий і чоловіколюбець Бог, прости, бо немає людини, що жила і не згрішила б. Ти бо єдиний без гріха, правда твоя − правда на віки і слово твоє – істина.</w:t>
+          </w:r>
+        </w:sdtContent>
+      </w:sdt>
     </w:p>
     <w:p>
       <w:pPr>
@@ -15064,19 +15303,33 @@
       </w:pPr>
       <w:r>
         <w:rPr>
-          <w:rFonts w:ascii="Times New Roman" w:hAnsi="Times New Roman"/>
-          <w:i/>
-          <w:color w:val="FF4400"/>
-          <w:sz w:val="24"/>
-        </w:rPr>
-        <w:t>Священик:</w:t>
-      </w:r>
-      <w:r>
-        <w:rPr>
-          <w:rFonts w:ascii="Times New Roman" w:hAnsi="Times New Roman"/>
-          <w:sz w:val="24"/>
-        </w:rPr>
-        <w:t xml:space="preserve"> Бо Ти Бог наш і Тобі славу возсилаємо: Отцю, і Сину, і Святому Духові, нині і повсякчас, і на віки віків.</w:t>
+          <w:rFonts w:ascii="Times New Roman" w:cs="Times New Roman" w:eastAsia="Times New Roman" w:hAnsi="Times New Roman"/>
+          <w:i w:val="1"/>
+          <w:color w:val="ff0000"/>
+          <w:sz w:val="24"/>
+          <w:szCs w:val="24"/>
+          <w:rtl w:val="0"/>
+        </w:rPr>
+        <w:t xml:space="preserve">Священик: </w:t>
+      </w:r>
+      <w:r>
+        <w:rPr>
+          <w:rFonts w:ascii="Times New Roman" w:cs="Times New Roman" w:eastAsia="Times New Roman" w:hAnsi="Times New Roman"/>
+          <w:color w:val="000000"/>
+          <w:sz w:val="24"/>
+          <w:szCs w:val="24"/>
+          <w:rtl w:val="0"/>
+        </w:rPr>
+        <w:t xml:space="preserve">Бо Ти Бог наш і Тобі славу возсилаємо: Отцю, і Сину, і Святому Духові</w:t>
+      </w:r>
+      <w:r>
+        <w:rPr>
+          <w:rFonts w:ascii="Times New Roman" w:cs="Times New Roman" w:eastAsia="Times New Roman" w:hAnsi="Times New Roman"/>
+          <w:sz w:val="24"/>
+          <w:szCs w:val="24"/>
+          <w:rtl w:val="0"/>
+        </w:rPr>
+        <w:t xml:space="preserve">, нині і повсякчас, і на віки віків.</w:t>
       </w:r>
     </w:p>
     <w:p>
@@ -16237,19 +16490,33 @@
       </w:pPr>
       <w:r>
         <w:rPr>
-          <w:rFonts w:ascii="Times New Roman" w:hAnsi="Times New Roman"/>
-          <w:i/>
-          <w:color w:val="FF4400"/>
-          <w:sz w:val="24"/>
-        </w:rPr>
-        <w:t>Священик:</w:t>
-      </w:r>
-      <w:r>
-        <w:rPr>
-          <w:rFonts w:ascii="Times New Roman" w:hAnsi="Times New Roman"/>
-          <w:sz w:val="24"/>
-        </w:rPr>
-        <w:t xml:space="preserve"> Бо Ти цар миру і Спас душ наших і Тобі славу возсилаємо: Отцю, і Сину, і Святому Духові, нині і повсякчас, і на віки віків.</w:t>
+          <w:rFonts w:ascii="Times New Roman" w:cs="Times New Roman" w:eastAsia="Times New Roman" w:hAnsi="Times New Roman"/>
+          <w:i w:val="1"/>
+          <w:color w:val="ff0000"/>
+          <w:sz w:val="24"/>
+          <w:szCs w:val="24"/>
+          <w:rtl w:val="0"/>
+        </w:rPr>
+        <w:t xml:space="preserve">Священик: </w:t>
+      </w:r>
+      <w:r>
+        <w:rPr>
+          <w:rFonts w:ascii="Times New Roman" w:cs="Times New Roman" w:eastAsia="Times New Roman" w:hAnsi="Times New Roman"/>
+          <w:color w:val="000000"/>
+          <w:sz w:val="24"/>
+          <w:szCs w:val="24"/>
+          <w:rtl w:val="0"/>
+        </w:rPr>
+        <w:t xml:space="preserve">Бо Ти цар миру і Спас душ наших і Тобі славу возсилаємо: Отцю, і Сину, і Святому Духові</w:t>
+      </w:r>
+      <w:r>
+        <w:rPr>
+          <w:rFonts w:ascii="Times New Roman" w:cs="Times New Roman" w:eastAsia="Times New Roman" w:hAnsi="Times New Roman"/>
+          <w:sz w:val="24"/>
+          <w:szCs w:val="24"/>
+          <w:rtl w:val="0"/>
+        </w:rPr>
+        <w:t xml:space="preserve">, нині і повсякчас, і на віки віків.</w:t>
       </w:r>
     </w:p>
     <w:p>
@@ -17759,19 +18026,33 @@
       </w:pPr>
       <w:r>
         <w:rPr>
-          <w:rFonts w:ascii="Times New Roman" w:hAnsi="Times New Roman"/>
-          <w:i/>
-          <w:color w:val="FF4400"/>
-          <w:sz w:val="24"/>
-        </w:rPr>
-        <w:t>Священик:</w:t>
-      </w:r>
-      <w:r>
-        <w:rPr>
-          <w:rFonts w:ascii="Times New Roman" w:hAnsi="Times New Roman"/>
-          <w:sz w:val="24"/>
-        </w:rPr>
-        <w:t xml:space="preserve"> Бо Тебе хвалять усі сили небесні і Тобі славу возсилаємо: Отцю, і Сину, і Святому Духові, нині і повсякчас, і на віки віків.</w:t>
+          <w:rFonts w:ascii="Times New Roman" w:cs="Times New Roman" w:eastAsia="Times New Roman" w:hAnsi="Times New Roman"/>
+          <w:i w:val="1"/>
+          <w:color w:val="ff0000"/>
+          <w:sz w:val="24"/>
+          <w:szCs w:val="24"/>
+          <w:rtl w:val="0"/>
+        </w:rPr>
+        <w:t xml:space="preserve">Священик: </w:t>
+      </w:r>
+      <w:r>
+        <w:rPr>
+          <w:rFonts w:ascii="Times New Roman" w:cs="Times New Roman" w:eastAsia="Times New Roman" w:hAnsi="Times New Roman"/>
+          <w:color w:val="000000"/>
+          <w:sz w:val="24"/>
+          <w:szCs w:val="24"/>
+          <w:rtl w:val="0"/>
+        </w:rPr>
+        <w:t xml:space="preserve">Бо Тебе хвалять усі сили небесні і Тобі славу возсилаємо: Отцю, і Сину, і Святому Духові</w:t>
+      </w:r>
+      <w:r>
+        <w:rPr>
+          <w:rFonts w:ascii="Times New Roman" w:cs="Times New Roman" w:eastAsia="Times New Roman" w:hAnsi="Times New Roman"/>
+          <w:sz w:val="24"/>
+          <w:szCs w:val="24"/>
+          <w:rtl w:val="0"/>
+        </w:rPr>
+        <w:t xml:space="preserve">, нині і повсякчас, і на віки віків.</w:t>
       </w:r>
     </w:p>
     <w:p>
@@ -18921,17 +19202,21 @@
       </w:pPr>
       <w:r>
         <w:rPr>
-          <w:rFonts w:ascii="Times New Roman" w:hAnsi="Times New Roman"/>
-          <w:i/>
-          <w:color w:val="FF4400"/>
-          <w:sz w:val="24"/>
-        </w:rPr>
-        <w:t>Священик:</w:t>
-      </w:r>
-      <w:r>
-        <w:rPr>
-          <w:rFonts w:ascii="Times New Roman" w:hAnsi="Times New Roman"/>
-          <w:sz w:val="24"/>
+          <w:rFonts w:ascii="Times New Roman" w:cs="Times New Roman" w:eastAsia="Times New Roman" w:hAnsi="Times New Roman"/>
+          <w:i w:val="1"/>
+          <w:color w:val="ff0000"/>
+          <w:sz w:val="24"/>
+          <w:szCs w:val="24"/>
+          <w:rtl w:val="0"/>
+        </w:rPr>
+        <w:t xml:space="preserve">Священик:</w:t>
+      </w:r>
+      <w:r>
+        <w:rPr>
+          <w:rFonts w:ascii="Times New Roman" w:cs="Times New Roman" w:eastAsia="Times New Roman" w:hAnsi="Times New Roman"/>
+          <w:sz w:val="24"/>
+          <w:szCs w:val="24"/>
+          <w:rtl w:val="0"/>
         </w:rPr>
         <w:t xml:space="preserve"> Слава тобі, що Світло нам показав!</w:t>
       </w:r>
@@ -20028,19 +20313,33 @@
       </w:pPr>
       <w:r>
         <w:rPr>
-          <w:rFonts w:ascii="Times New Roman" w:hAnsi="Times New Roman"/>
-          <w:i/>
-          <w:color w:val="FF4400"/>
-          <w:sz w:val="24"/>
-        </w:rPr>
-        <w:t>Священик:</w:t>
-      </w:r>
-      <w:r>
-        <w:rPr>
-          <w:rFonts w:ascii="Times New Roman" w:hAnsi="Times New Roman"/>
-          <w:sz w:val="24"/>
-        </w:rPr>
-        <w:t xml:space="preserve"> Бо ти Бог милости, ласк і чоловіколюбности, і тобі славу віддаємо: Отцю, і Сину, і Святому Духові, нині і повсякчас, і на віки віків.</w:t>
+          <w:rFonts w:ascii="Times New Roman" w:cs="Times New Roman" w:eastAsia="Times New Roman" w:hAnsi="Times New Roman"/>
+          <w:i w:val="1"/>
+          <w:color w:val="ff0000"/>
+          <w:sz w:val="24"/>
+          <w:szCs w:val="24"/>
+          <w:rtl w:val="0"/>
+        </w:rPr>
+        <w:t xml:space="preserve">Священик:</w:t>
+      </w:r>
+      <w:r>
+        <w:rPr>
+          <w:rFonts w:ascii="Times New Roman" w:cs="Times New Roman" w:eastAsia="Times New Roman" w:hAnsi="Times New Roman"/>
+          <w:color w:val="ff0000"/>
+          <w:sz w:val="24"/>
+          <w:szCs w:val="24"/>
+          <w:rtl w:val="0"/>
+        </w:rPr>
+        <w:t xml:space="preserve"> </w:t>
+      </w:r>
+      <w:r>
+        <w:rPr>
+          <w:rFonts w:ascii="Times New Roman" w:cs="Times New Roman" w:eastAsia="Times New Roman" w:hAnsi="Times New Roman"/>
+          <w:sz w:val="24"/>
+          <w:szCs w:val="24"/>
+          <w:rtl w:val="0"/>
+        </w:rPr>
+        <w:t xml:space="preserve">Бо ти Бог милости, ласк і чоловіколюбности, і тобі славу віддаємо: Отцю, і Сину, і Святому Духові, нині і повсякчас, і на віки віків.</w:t>
       </w:r>
     </w:p>
     <w:p>
@@ -20096,17 +20395,21 @@
       </w:pPr>
       <w:r>
         <w:rPr>
-          <w:rFonts w:ascii="Times New Roman" w:hAnsi="Times New Roman"/>
-          <w:i/>
-          <w:color w:val="FF4400"/>
-          <w:sz w:val="24"/>
-        </w:rPr>
-        <w:t>Священик:</w:t>
-      </w:r>
-      <w:r>
-        <w:rPr>
-          <w:rFonts w:ascii="Times New Roman" w:hAnsi="Times New Roman"/>
-          <w:sz w:val="24"/>
+          <w:rFonts w:ascii="Times New Roman" w:cs="Times New Roman" w:eastAsia="Times New Roman" w:hAnsi="Times New Roman"/>
+          <w:i w:val="1"/>
+          <w:color w:val="ff0000"/>
+          <w:sz w:val="24"/>
+          <w:szCs w:val="24"/>
+          <w:rtl w:val="0"/>
+        </w:rPr>
+        <w:t xml:space="preserve">Священик:</w:t>
+      </w:r>
+      <w:r>
+        <w:rPr>
+          <w:rFonts w:ascii="Times New Roman" w:cs="Times New Roman" w:eastAsia="Times New Roman" w:hAnsi="Times New Roman"/>
+          <w:sz w:val="24"/>
+          <w:szCs w:val="24"/>
+          <w:rtl w:val="0"/>
         </w:rPr>
         <w:t xml:space="preserve"> Мир всім.</w:t>
       </w:r>
@@ -20889,17 +21192,21 @@
       </w:pPr>
       <w:r>
         <w:rPr>
-          <w:rFonts w:ascii="Times New Roman" w:hAnsi="Times New Roman"/>
-          <w:i/>
-          <w:color w:val="FF4400"/>
-          <w:sz w:val="24"/>
-        </w:rPr>
-        <w:t>Священик:</w:t>
-      </w:r>
-      <w:r>
-        <w:rPr>
-          <w:rFonts w:ascii="Times New Roman" w:hAnsi="Times New Roman"/>
-          <w:sz w:val="24"/>
+          <w:rFonts w:ascii="Times New Roman" w:cs="Times New Roman" w:eastAsia="Times New Roman" w:hAnsi="Times New Roman"/>
+          <w:i w:val="1"/>
+          <w:color w:val="ff0000"/>
+          <w:sz w:val="24"/>
+          <w:szCs w:val="24"/>
+          <w:rtl w:val="0"/>
+        </w:rPr>
+        <w:t xml:space="preserve">Священик:</w:t>
+      </w:r>
+      <w:r>
+        <w:rPr>
+          <w:rFonts w:ascii="Times New Roman" w:cs="Times New Roman" w:eastAsia="Times New Roman" w:hAnsi="Times New Roman"/>
+          <w:sz w:val="24"/>
+          <w:szCs w:val="24"/>
+          <w:rtl w:val="0"/>
         </w:rPr>
         <w:t xml:space="preserve"> Бо твоє є царство, і сила, і слава, Отця, і Сина, і Святого Духа, нині і повсякчас, і на віки віків.</w:t>
       </w:r>
@@ -21423,19 +21730,31 @@
       </w:pPr>
       <w:r>
         <w:rPr>
-          <w:rFonts w:ascii="Times New Roman" w:hAnsi="Times New Roman"/>
-          <w:i/>
-          <w:color w:val="FF4400"/>
-          <w:sz w:val="24"/>
-        </w:rPr>
-        <w:t>Священик:</w:t>
-      </w:r>
-      <w:r>
-        <w:rPr>
-          <w:rFonts w:ascii="Times New Roman" w:hAnsi="Times New Roman"/>
-          <w:sz w:val="24"/>
-        </w:rPr>
-      </w:r>
+          <w:rFonts w:ascii="Times New Roman" w:cs="Times New Roman" w:eastAsia="Times New Roman" w:hAnsi="Times New Roman"/>
+          <w:i w:val="1"/>
+          <w:color w:val="ff0000"/>
+          <w:sz w:val="24"/>
+          <w:szCs w:val="24"/>
+          <w:rtl w:val="0"/>
+        </w:rPr>
+        <w:t xml:space="preserve">Священик:</w:t>
+      </w:r>
+      <w:sdt>
+        <w:sdtPr>
+          <w:tag w:val="goog_rdk_20"/>
+        </w:sdtPr>
+        <w:sdtContent>
+          <w:r>
+            <w:rPr>
+              <w:rFonts w:ascii="Gungsuh" w:cs="Gungsuh" w:eastAsia="Gungsuh" w:hAnsi="Gungsuh"/>
+              <w:sz w:val="24"/>
+              <w:szCs w:val="24"/>
+              <w:rtl w:val="0"/>
+            </w:rPr>
+            <w:t xml:space="preserve"> Боже духів і всякої плоті, ти смерть подолав і диявола знищив, і життя світові твоєму дарував. Сам, Господи, упокой душі померлих слуг твоїх (отців і братів наших) на місці світлому, на місці квітучому, на місці спокійному, звідки відійшов біль, печаль і зітхання; всяке прогрішення, вчинене ними словом, чи ділом, чи думкою, як благий і чоловіколюбець Бог, прости, бо немає людини, що жила і не згрішила б. Ти бо єдиний без гріха, правда твоя − правда на віки і слово твоє – істина.</w:t>
+          </w:r>
+        </w:sdtContent>
+      </w:sdt>
     </w:p>
     <w:p>
       <w:pPr>
@@ -21635,19 +21954,33 @@
       </w:pPr>
       <w:r>
         <w:rPr>
-          <w:rFonts w:ascii="Times New Roman" w:hAnsi="Times New Roman"/>
-          <w:i/>
-          <w:color w:val="FF4400"/>
-          <w:sz w:val="24"/>
-        </w:rPr>
-        <w:t>Священик:</w:t>
-      </w:r>
-      <w:r>
-        <w:rPr>
-          <w:rFonts w:ascii="Times New Roman" w:hAnsi="Times New Roman"/>
-          <w:sz w:val="24"/>
-        </w:rPr>
-        <w:t xml:space="preserve"> Слава тобі, Христе Боже, надіє наша, слава тобі!</w:t>
+          <w:rFonts w:ascii="Times New Roman" w:cs="Times New Roman" w:eastAsia="Times New Roman" w:hAnsi="Times New Roman"/>
+          <w:i w:val="1"/>
+          <w:color w:val="ff0000"/>
+          <w:sz w:val="24"/>
+          <w:szCs w:val="24"/>
+          <w:rtl w:val="0"/>
+        </w:rPr>
+        <w:t xml:space="preserve">Священик:</w:t>
+      </w:r>
+      <w:r>
+        <w:rPr>
+          <w:rFonts w:ascii="Times New Roman" w:cs="Times New Roman" w:eastAsia="Times New Roman" w:hAnsi="Times New Roman"/>
+          <w:color w:val="ff0000"/>
+          <w:sz w:val="24"/>
+          <w:szCs w:val="24"/>
+          <w:rtl w:val="0"/>
+        </w:rPr>
+        <w:t xml:space="preserve"> </w:t>
+      </w:r>
+      <w:r>
+        <w:rPr>
+          <w:rFonts w:ascii="Times New Roman" w:cs="Times New Roman" w:eastAsia="Times New Roman" w:hAnsi="Times New Roman"/>
+          <w:sz w:val="24"/>
+          <w:szCs w:val="24"/>
+          <w:rtl w:val="0"/>
+        </w:rPr>
+        <w:t xml:space="preserve">Слава тобі, Христе Боже, надіє наша, слава тобі!</w:t>
       </w:r>
     </w:p>
     <w:p>
@@ -21722,37 +22055,34 @@
       </w:r>
     </w:p>
     <w:p>
-      <w:r>
-        <w:rPr>
-          <w:rFonts w:ascii="Times New Roman" w:hAnsi="Times New Roman"/>
-          <w:i/>
-          <w:color w:val="FF4400"/>
-          <w:sz w:val="24"/>
-        </w:rPr>
-        <w:t>Священик:</w:t>
-      </w:r>
-      <w:r>
-        <w:rPr>
-          <w:rFonts w:ascii="Times New Roman" w:hAnsi="Times New Roman"/>
-          <w:sz w:val="24"/>
-        </w:rPr>
-        <w:t xml:space="preserve"> Христос, істинний Бог наш - молитвами пречистої Своєї Матері, силою чесного і животворчого Хреста, заступництвом чесних небесних сил безтілесних, чесного і славного пророка, предтечі і хрестителя Йоана, святих славних і всехвальних апостолів, святого отця нашого Миколая, архиєпископа Мир Ликійських, чудотворця, святих славних і переможних мучеників, преподобних і богоносних отців наших, святих і праведних богоотців Йоакима й Анни, святого, </w:t>
-      </w:r>
-      <w:r>
-        <w:rPr>
-          <w:rFonts w:ascii="Times New Roman" w:hAnsi="Times New Roman"/>
-          <w:i/>
-          <w:color w:val="FF4400"/>
-          <w:sz w:val="24"/>
-        </w:rPr>
-        <w:t>якого є храм</w:t>
-      </w:r>
-      <w:r>
-        <w:rPr>
-          <w:rFonts w:ascii="Times New Roman" w:hAnsi="Times New Roman"/>
-          <w:sz w:val="24"/>
-        </w:rPr>
-        <w:t>, святого священномученика Євсевія, єпископа Самосатського і всіх святих - помилує і спасе нас як благий і людинолюбний.</w:t>
+      <w:pPr>
+        <w:spacing w:after="120" w:lineRule="auto"/>
+        <w:jc w:val="both"/>
+        <w:rPr>
+          <w:rFonts w:ascii="Times New Roman" w:cs="Times New Roman" w:eastAsia="Times New Roman" w:hAnsi="Times New Roman"/>
+          <w:sz w:val="24"/>
+          <w:szCs w:val="24"/>
+        </w:rPr>
+      </w:pPr>
+      <w:r>
+        <w:rPr>
+          <w:rFonts w:ascii="Times New Roman" w:cs="Times New Roman" w:eastAsia="Times New Roman" w:hAnsi="Times New Roman"/>
+          <w:i w:val="1"/>
+          <w:color w:val="ff0000"/>
+          <w:sz w:val="24"/>
+          <w:szCs w:val="24"/>
+          <w:rtl w:val="0"/>
+        </w:rPr>
+        <w:t xml:space="preserve">Священик:</w:t>
+      </w:r>
+      <w:r>
+        <w:rPr>
+          <w:rFonts w:ascii="Times New Roman" w:cs="Times New Roman" w:eastAsia="Times New Roman" w:hAnsi="Times New Roman"/>
+          <w:sz w:val="24"/>
+          <w:szCs w:val="24"/>
+          <w:rtl w:val="0"/>
+        </w:rPr>
+        <w:t xml:space="preserve"> Христос, істинний Бог наш, що живими і мертвими володіє, молитвами пречистої своєї Матері, святих, славних і всехвальних апостолів, преподобних і богоносних отців наших, і всіх святих, душі (отців і братів наших), що переставилися від нас, в оселях праведних оселить, на лоні Авраама упокоїть і до праведних зачислить, а нас помилує і спасе, як благий і чоловіколюбець.</w:t>
       </w:r>
     </w:p>
     <w:p>
@@ -21798,17 +22128,21 @@
       </w:pPr>
       <w:r>
         <w:rPr>
-          <w:rFonts w:ascii="Times New Roman" w:hAnsi="Times New Roman"/>
-          <w:i/>
-          <w:color w:val="FF4400"/>
-          <w:sz w:val="24"/>
-        </w:rPr>
-        <w:t>Священик:</w:t>
-      </w:r>
-      <w:r>
-        <w:rPr>
-          <w:rFonts w:ascii="Times New Roman" w:hAnsi="Times New Roman"/>
-          <w:sz w:val="24"/>
+          <w:rFonts w:ascii="Times New Roman" w:cs="Times New Roman" w:eastAsia="Times New Roman" w:hAnsi="Times New Roman"/>
+          <w:i w:val="1"/>
+          <w:color w:val="ff0000"/>
+          <w:sz w:val="24"/>
+          <w:szCs w:val="24"/>
+          <w:rtl w:val="0"/>
+        </w:rPr>
+        <w:t xml:space="preserve">Священик:</w:t>
+      </w:r>
+      <w:r>
+        <w:rPr>
+          <w:rFonts w:ascii="Times New Roman" w:cs="Times New Roman" w:eastAsia="Times New Roman" w:hAnsi="Times New Roman"/>
+          <w:sz w:val="24"/>
+          <w:szCs w:val="24"/>
+          <w:rtl w:val="0"/>
         </w:rPr>
         <w:t xml:space="preserve"> У блаженному успінні вічний упокій подай, Господи, повсякчас поминаним слугам твоїм, і вчини їм вічну пам'ять.</w:t>
       </w:r>
